--- a/reports/Analysis Report.docx
+++ b/reports/Analysis Report.docx
@@ -1,6 +1,6 @@
 
 <file path=word/document.xml><?xml version="1.0" encoding="utf-8"?>
-<w:document xmlns:wpc="http://schemas.microsoft.com/office/word/2010/wordprocessingCanvas" xmlns:cx="http://schemas.microsoft.com/office/drawing/2014/chartex" xmlns:cx1="http://schemas.microsoft.com/office/drawing/2015/9/8/chartex" xmlns:cx2="http://schemas.microsoft.com/office/drawing/2015/10/21/chartex" xmlns:cx3="http://schemas.microsoft.com/office/drawing/2016/5/9/chartex" xmlns:cx4="http://schemas.microsoft.com/office/drawing/2016/5/10/chartex" xmlns:cx5="http://schemas.microsoft.com/office/drawing/2016/5/11/chartex" xmlns:cx6="http://schemas.microsoft.com/office/drawing/2016/5/12/chartex" xmlns:cx7="http://schemas.microsoft.com/office/drawing/2016/5/13/chartex" xmlns:cx8="http://schemas.microsoft.com/office/drawing/2016/5/14/chartex" xmlns:mc="http://schemas.openxmlformats.org/markup-compatibility/2006" xmlns:aink="http://schemas.microsoft.com/office/drawing/2016/ink" xmlns:am3d="http://schemas.microsoft.com/office/drawing/2017/model3d" xmlns:o="urn:schemas-microsoft-com:office:office" xmlns:oel="http://schemas.microsoft.com/office/2019/extlst" xmlns:r="http://schemas.openxmlformats.org/officeDocument/2006/relationships" xmlns:m="http://schemas.openxmlformats.org/officeDocument/2006/math" xmlns:v="urn:schemas-microsoft-com:vml" xmlns:wp14="http://schemas.microsoft.com/office/word/2010/wordprocessingDrawing" xmlns:wp="http://schemas.openxmlformats.org/drawingml/2006/wordprocessingDrawing" xmlns:w10="urn:schemas-microsoft-com:office:word" xmlns:w="http://schemas.openxmlformats.org/wordprocessingml/2006/main" xmlns:w14="http://schemas.microsoft.com/office/word/2010/wordml" xmlns:w15="http://schemas.microsoft.com/office/word/2012/wordml" xmlns:w16cex="http://schemas.microsoft.com/office/word/2018/wordml/cex" xmlns:w16cid="http://schemas.microsoft.com/office/word/2016/wordml/cid" xmlns:w16="http://schemas.microsoft.com/office/word/2018/wordml" xmlns:w16du="http://schemas.microsoft.com/office/word/2023/wordml/word16du" xmlns:w16sdtdh="http://schemas.microsoft.com/office/word/2020/wordml/sdtdatahash" xmlns:w16se="http://schemas.microsoft.com/office/word/2015/wordml/symex" xmlns:wpg="http://schemas.microsoft.com/office/word/2010/wordprocessingGroup" xmlns:wpi="http://schemas.microsoft.com/office/word/2010/wordprocessingInk" xmlns:wne="http://schemas.microsoft.com/office/word/2006/wordml" xmlns:wps="http://schemas.microsoft.com/office/word/2010/wordprocessingShape" mc:Ignorable="w14 w15 w16se w16cid w16 w16cex w16sdtdh w16du wp14">
+<w:document xmlns:wpc="http://schemas.microsoft.com/office/word/2010/wordprocessingCanvas" xmlns:cx="http://schemas.microsoft.com/office/drawing/2014/chartex" xmlns:cx1="http://schemas.microsoft.com/office/drawing/2015/9/8/chartex" xmlns:cx2="http://schemas.microsoft.com/office/drawing/2015/10/21/chartex" xmlns:cx3="http://schemas.microsoft.com/office/drawing/2016/5/9/chartex" xmlns:cx4="http://schemas.microsoft.com/office/drawing/2016/5/10/chartex" xmlns:cx5="http://schemas.microsoft.com/office/drawing/2016/5/11/chartex" xmlns:cx6="http://schemas.microsoft.com/office/drawing/2016/5/12/chartex" xmlns:cx7="http://schemas.microsoft.com/office/drawing/2016/5/13/chartex" xmlns:cx8="http://schemas.microsoft.com/office/drawing/2016/5/14/chartex" xmlns:mc="http://schemas.openxmlformats.org/markup-compatibility/2006" xmlns:aink="http://schemas.microsoft.com/office/drawing/2016/ink" xmlns:am3d="http://schemas.microsoft.com/office/drawing/2017/model3d" xmlns:o="urn:schemas-microsoft-com:office:office" xmlns:oel="http://schemas.microsoft.com/office/2019/extlst" xmlns:r="http://schemas.openxmlformats.org/officeDocument/2006/relationships" xmlns:m="http://schemas.openxmlformats.org/officeDocument/2006/math" xmlns:v="urn:schemas-microsoft-com:vml" xmlns:wp14="http://schemas.microsoft.com/office/word/2010/wordprocessingDrawing" xmlns:wp="http://schemas.openxmlformats.org/drawingml/2006/wordprocessingDrawing" xmlns:w10="urn:schemas-microsoft-com:office:word" xmlns:w="http://schemas.openxmlformats.org/wordprocessingml/2006/main" xmlns:w14="http://schemas.microsoft.com/office/word/2010/wordml" xmlns:w15="http://schemas.microsoft.com/office/word/2012/wordml" xmlns:w16cex="http://schemas.microsoft.com/office/word/2018/wordml/cex" xmlns:w16cid="http://schemas.microsoft.com/office/word/2016/wordml/cid" xmlns:w16="http://schemas.microsoft.com/office/word/2018/wordml" xmlns:w16du="http://schemas.microsoft.com/office/word/2023/wordml/word16du" xmlns:w16sdtdh="http://schemas.microsoft.com/office/word/2020/wordml/sdtdatahash" xmlns:w16sdtfl="http://schemas.microsoft.com/office/word/2024/wordml/sdtformatlock" xmlns:w16se="http://schemas.microsoft.com/office/word/2015/wordml/symex" xmlns:wpg="http://schemas.microsoft.com/office/word/2010/wordprocessingGroup" xmlns:wpi="http://schemas.microsoft.com/office/word/2010/wordprocessingInk" xmlns:wne="http://schemas.microsoft.com/office/word/2006/wordml" xmlns:wps="http://schemas.microsoft.com/office/word/2010/wordprocessingShape" mc:Ignorable="w14 w15 w16se w16cid w16 w16cex w16sdtdh w16sdtfl w16du wp14">
   <w:body>
     <w:p>
       <w:pPr>
@@ -12,7 +12,15 @@
     </w:p>
     <w:p>
       <w:r>
-        <w:t>These are the requirements for Acme Starters B in a format similar to that of Level C, after being analysed. They build upon the requirements for Level C and thus in this document it is assumed that they are already fulfilled. Only the new requirements are described.</w:t>
+        <w:t xml:space="preserve">These are the requirements for Acme Starters B in a format </w:t>
+      </w:r>
+      <w:proofErr w:type="gramStart"/>
+      <w:r>
+        <w:t>similar to</w:t>
+      </w:r>
+      <w:proofErr w:type="gramEnd"/>
+      <w:r>
+        <w:t xml:space="preserve"> that of Level C, after being analysed. They build upon the requirements for Level C and thus in this document it is assumed that they are already fulfilled. Only the new requirements are described.</w:t>
       </w:r>
     </w:p>
     <w:p>
@@ -28,7 +36,15 @@
         <w:t>Implement as described in the data model</w:t>
       </w:r>
       <w:r>
-        <w:t xml:space="preserve"> (Model-B.ufx file)</w:t>
+        <w:t xml:space="preserve"> (Model-</w:t>
+      </w:r>
+      <w:proofErr w:type="spellStart"/>
+      <w:r>
+        <w:t>B.ufx</w:t>
+      </w:r>
+      <w:proofErr w:type="spellEnd"/>
+      <w:r>
+        <w:t xml:space="preserve"> file)</w:t>
       </w:r>
       <w:r>
         <w:t>:</w:t>
@@ -96,11 +112,21 @@
       <w:r>
         <w:t xml:space="preserve">, as well as the </w:t>
       </w:r>
+      <w:proofErr w:type="spellStart"/>
       <w:r>
         <w:t>projectUnassignMoment</w:t>
       </w:r>
-      <w:r>
-        <w:t xml:space="preserve"> attribute in the case of the AuditReport and Sponsorship entities.</w:t>
+      <w:proofErr w:type="spellEnd"/>
+      <w:r>
+        <w:t xml:space="preserve"> attribute in the case of the </w:t>
+      </w:r>
+      <w:proofErr w:type="spellStart"/>
+      <w:r>
+        <w:t>AuditReport</w:t>
+      </w:r>
+      <w:proofErr w:type="spellEnd"/>
+      <w:r>
+        <w:t xml:space="preserve"> and Sponsorship entities.</w:t>
       </w:r>
     </w:p>
     <w:p>
@@ -118,7 +144,15 @@
         <w:ind w:left="360"/>
       </w:pPr>
       <w:r>
-        <w:t>The Member squad and the ProjectMember entity.</w:t>
+        <w:t xml:space="preserve">The Member squad and the </w:t>
+      </w:r>
+      <w:proofErr w:type="spellStart"/>
+      <w:r>
+        <w:t>ProjectMember</w:t>
+      </w:r>
+      <w:proofErr w:type="spellEnd"/>
+      <w:r>
+        <w:t xml:space="preserve"> entity.</w:t>
       </w:r>
     </w:p>
     <w:p>
@@ -192,7 +226,21 @@
         <w:rPr>
           <w:color w:val="000000"/>
         </w:rPr>
-        <w:t xml:space="preserve"> in the system as long as they have been published.  The principal must be able to navigate to their </w:t>
+        <w:t xml:space="preserve"> in the system </w:t>
+      </w:r>
+      <w:proofErr w:type="gramStart"/>
+      <w:r>
+        <w:rPr>
+          <w:color w:val="000000"/>
+        </w:rPr>
+        <w:t>as long as</w:t>
+      </w:r>
+      <w:proofErr w:type="gramEnd"/>
+      <w:r>
+        <w:rPr>
+          <w:color w:val="000000"/>
+        </w:rPr>
+        <w:t xml:space="preserve"> they have been published.  The principal must be able to navigate to their </w:t>
       </w:r>
       <w:r>
         <w:rPr>
@@ -334,7 +382,21 @@
         <w:rPr>
           <w:color w:val="000000"/>
         </w:rPr>
-        <w:t xml:space="preserve"> as long as he or she does not have that role yet.</w:t>
+        <w:t xml:space="preserve"> </w:t>
+      </w:r>
+      <w:proofErr w:type="gramStart"/>
+      <w:r>
+        <w:rPr>
+          <w:color w:val="000000"/>
+        </w:rPr>
+        <w:t>as long as</w:t>
+      </w:r>
+      <w:proofErr w:type="gramEnd"/>
+      <w:r>
+        <w:rPr>
+          <w:color w:val="000000"/>
+        </w:rPr>
+        <w:t xml:space="preserve"> he or she does not have that role yet.</w:t>
       </w:r>
     </w:p>
     <w:p>
@@ -1029,6 +1091,379 @@
       <w:r>
         <w:t>Testing report.</w:t>
       </w:r>
+    </w:p>
+    <w:p>
+      <w:pPr>
+        <w:spacing w:before="0"/>
+      </w:pPr>
+    </w:p>
+    <w:p>
+      <w:pPr>
+        <w:pStyle w:val="Ttulo2"/>
+      </w:pPr>
+      <w:r>
+        <w:t>Design Decisions</w:t>
+      </w:r>
+    </w:p>
+    <w:p>
+      <w:pPr>
+        <w:spacing w:before="0"/>
+        <w:rPr>
+          <w:b/>
+          <w:bCs/>
+        </w:rPr>
+      </w:pPr>
+      <w:r>
+        <w:rPr>
+          <w:b/>
+          <w:bCs/>
+        </w:rPr>
+        <w:t>1. Integration of Technical Roles via the "Member" Squad</w:t>
+      </w:r>
+    </w:p>
+    <w:p>
+      <w:pPr>
+        <w:spacing w:before="0"/>
+      </w:pPr>
+      <w:r>
+        <w:t xml:space="preserve">To manage the participation of different user types in the projects, a design based on the </w:t>
+      </w:r>
+      <w:r>
+        <w:rPr>
+          <w:i/>
+          <w:iCs/>
+        </w:rPr>
+        <w:t>Squad</w:t>
+      </w:r>
+      <w:r>
+        <w:t xml:space="preserve"> concept was chosen.</w:t>
+      </w:r>
+    </w:p>
+    <w:p>
+      <w:pPr>
+        <w:numPr>
+          <w:ilvl w:val="0"/>
+          <w:numId w:val="14"/>
+        </w:numPr>
+        <w:spacing w:before="0"/>
+      </w:pPr>
+      <w:r>
+        <w:rPr>
+          <w:b/>
+          <w:bCs/>
+        </w:rPr>
+        <w:t>Decision:</w:t>
+      </w:r>
+      <w:r>
+        <w:t xml:space="preserve"> A </w:t>
+      </w:r>
+      <w:r>
+        <w:rPr>
+          <w:i/>
+          <w:iCs/>
+        </w:rPr>
+        <w:t>Squad</w:t>
+      </w:r>
+      <w:r>
+        <w:t xml:space="preserve"> named Member has been implemented to group the Inventor, Spokesperson, and Fundraiser roles. The relationship between these roles and the projects is managed through an intermediate entity called </w:t>
+      </w:r>
+      <w:proofErr w:type="spellStart"/>
+      <w:r>
+        <w:t>MemberProject</w:t>
+      </w:r>
+      <w:proofErr w:type="spellEnd"/>
+      <w:r>
+        <w:t>.</w:t>
+      </w:r>
+    </w:p>
+    <w:p>
+      <w:pPr>
+        <w:numPr>
+          <w:ilvl w:val="0"/>
+          <w:numId w:val="14"/>
+        </w:numPr>
+        <w:spacing w:before="0"/>
+      </w:pPr>
+      <w:r>
+        <w:rPr>
+          <w:b/>
+          <w:bCs/>
+        </w:rPr>
+        <w:t>Justification:</w:t>
+      </w:r>
+      <w:r>
+        <w:t xml:space="preserve"> This structure centralizes the logic for project membership. By using </w:t>
+      </w:r>
+      <w:proofErr w:type="spellStart"/>
+      <w:r>
+        <w:t>MemberProject</w:t>
+      </w:r>
+      <w:proofErr w:type="spellEnd"/>
+      <w:r>
+        <w:t xml:space="preserve"> as a bridge table, the system can efficiently verify whether a user—regardless of the specific role they are exercising </w:t>
+      </w:r>
+      <w:proofErr w:type="gramStart"/>
+      <w:r>
+        <w:t>at the moment</w:t>
+      </w:r>
+      <w:proofErr w:type="gramEnd"/>
+      <w:r>
+        <w:t xml:space="preserve">—has permission to </w:t>
+      </w:r>
+      <w:r>
+        <w:lastRenderedPageBreak/>
+        <w:t>access a project's private information. This simplifies authorization queries and prevents code redundancy in the listing and visualization services.</w:t>
+      </w:r>
+    </w:p>
+    <w:p>
+      <w:pPr>
+        <w:spacing w:before="0"/>
+        <w:rPr>
+          <w:b/>
+          <w:bCs/>
+        </w:rPr>
+      </w:pPr>
+      <w:r>
+        <w:rPr>
+          <w:b/>
+          <w:bCs/>
+        </w:rPr>
+        <w:t>2. Reuse of Public Routes for Specialized Roles</w:t>
+      </w:r>
+    </w:p>
+    <w:p>
+      <w:pPr>
+        <w:spacing w:before="0"/>
+      </w:pPr>
+      <w:r>
+        <w:t>A design strategy aimed at efficiency was followed for the development of the Sponsor and Auditor role controllers.</w:t>
+      </w:r>
+    </w:p>
+    <w:p>
+      <w:pPr>
+        <w:numPr>
+          <w:ilvl w:val="0"/>
+          <w:numId w:val="15"/>
+        </w:numPr>
+        <w:spacing w:before="0"/>
+      </w:pPr>
+      <w:r>
+        <w:rPr>
+          <w:b/>
+          <w:bCs/>
+        </w:rPr>
+        <w:t>Decision:</w:t>
+      </w:r>
+      <w:r>
+        <w:t xml:space="preserve"> The project visualization features for sponsors and auditors have been programmed by extending or reusing the routes and services of the Any (public) role.</w:t>
+      </w:r>
+    </w:p>
+    <w:p>
+      <w:pPr>
+        <w:numPr>
+          <w:ilvl w:val="0"/>
+          <w:numId w:val="15"/>
+        </w:numPr>
+        <w:spacing w:before="0"/>
+      </w:pPr>
+      <w:r>
+        <w:rPr>
+          <w:b/>
+          <w:bCs/>
+        </w:rPr>
+        <w:t>Justification:</w:t>
+      </w:r>
+      <w:r>
+        <w:t xml:space="preserve"> The main objective is to maximize code reuse. Since the basic information of a project is identical for both the </w:t>
+      </w:r>
+      <w:proofErr w:type="gramStart"/>
+      <w:r>
+        <w:t>general public</w:t>
+      </w:r>
+      <w:proofErr w:type="gramEnd"/>
+      <w:r>
+        <w:t xml:space="preserve"> and these specific roles, it is more maintainable to centralize the logic in the Any routes. Specific authorization layers (such as the </w:t>
+      </w:r>
+      <w:proofErr w:type="spellStart"/>
+      <w:r>
+        <w:t>isSponsored</w:t>
+      </w:r>
+      <w:proofErr w:type="spellEnd"/>
+      <w:r>
+        <w:t xml:space="preserve"> or </w:t>
+      </w:r>
+      <w:proofErr w:type="spellStart"/>
+      <w:r>
+        <w:t>isAudited</w:t>
+      </w:r>
+      <w:proofErr w:type="spellEnd"/>
+      <w:r>
+        <w:t xml:space="preserve"> flags) are applied only when it is strictly necessary to display additional information or to allow assignment actions.</w:t>
+      </w:r>
+    </w:p>
+    <w:p>
+      <w:pPr>
+        <w:spacing w:before="0"/>
+        <w:rPr>
+          <w:b/>
+          <w:bCs/>
+        </w:rPr>
+      </w:pPr>
+      <w:r>
+        <w:rPr>
+          <w:b/>
+          <w:bCs/>
+        </w:rPr>
+        <w:t xml:space="preserve">3. Temporal Restriction for Entity </w:t>
+      </w:r>
+      <w:proofErr w:type="spellStart"/>
+      <w:r>
+        <w:rPr>
+          <w:b/>
+          <w:bCs/>
+        </w:rPr>
+        <w:t>Unassignment</w:t>
+      </w:r>
+      <w:proofErr w:type="spellEnd"/>
+    </w:p>
+    <w:p>
+      <w:pPr>
+        <w:spacing w:before="0"/>
+      </w:pPr>
+      <w:r>
+        <w:t>A strict policy was implemented to manage the lifecycle of Audit Reports and Sponsorships.</w:t>
+      </w:r>
+    </w:p>
+    <w:p>
+      <w:pPr>
+        <w:numPr>
+          <w:ilvl w:val="0"/>
+          <w:numId w:val="16"/>
+        </w:numPr>
+        <w:spacing w:before="0"/>
+      </w:pPr>
+      <w:r>
+        <w:rPr>
+          <w:b/>
+          <w:bCs/>
+        </w:rPr>
+        <w:t>Decision:</w:t>
+      </w:r>
+      <w:r>
+        <w:t xml:space="preserve"> It has been established that the grace period to unassign an audit report or a sponsorship from a project is exactly </w:t>
+      </w:r>
+      <w:r>
+        <w:rPr>
+          <w:b/>
+          <w:bCs/>
+        </w:rPr>
+        <w:t>24 hours</w:t>
+      </w:r>
+      <w:r>
+        <w:t xml:space="preserve"> after its publication date (calculated using the </w:t>
+      </w:r>
+      <w:proofErr w:type="spellStart"/>
+      <w:r>
+        <w:t>projectUnassignMoment</w:t>
+      </w:r>
+      <w:proofErr w:type="spellEnd"/>
+      <w:r>
+        <w:t xml:space="preserve"> attribute).</w:t>
+      </w:r>
+    </w:p>
+    <w:p>
+      <w:pPr>
+        <w:numPr>
+          <w:ilvl w:val="0"/>
+          <w:numId w:val="16"/>
+        </w:numPr>
+        <w:spacing w:before="0"/>
+      </w:pPr>
+      <w:r>
+        <w:rPr>
+          <w:b/>
+          <w:bCs/>
+        </w:rPr>
+        <w:t>Justification:</w:t>
+      </w:r>
+      <w:r>
+        <w:t xml:space="preserve"> This decision ensures the integrity and stability of published projects. Once this safety period elapses, the relationships are considered consolidated, preventing sudden changes by third parties from negatively affecting the project's planning and effort indicators.</w:t>
+      </w:r>
+    </w:p>
+    <w:p>
+      <w:pPr>
+        <w:spacing w:before="0"/>
+        <w:rPr>
+          <w:b/>
+          <w:bCs/>
+        </w:rPr>
+      </w:pPr>
+      <w:r>
+        <w:rPr>
+          <w:b/>
+          <w:bCs/>
+        </w:rPr>
+        <w:t>4. Calculation of Derived Attributes via Java Streams</w:t>
+      </w:r>
+    </w:p>
+    <w:p>
+      <w:pPr>
+        <w:spacing w:before="0"/>
+      </w:pPr>
+      <w:r>
+        <w:t>For complex business logic within the entities, specifically regarding the calculation of management metrics.</w:t>
+      </w:r>
+    </w:p>
+    <w:p>
+      <w:pPr>
+        <w:numPr>
+          <w:ilvl w:val="0"/>
+          <w:numId w:val="17"/>
+        </w:numPr>
+        <w:spacing w:before="0"/>
+      </w:pPr>
+      <w:r>
+        <w:rPr>
+          <w:b/>
+          <w:bCs/>
+        </w:rPr>
+        <w:t>Decision:</w:t>
+      </w:r>
+      <w:r>
+        <w:t xml:space="preserve"> The implementation of the derived attribute </w:t>
+      </w:r>
+      <w:proofErr w:type="spellStart"/>
+      <w:r>
+        <w:t>getEffort</w:t>
+      </w:r>
+      <w:proofErr w:type="spellEnd"/>
+      <w:r>
+        <w:t xml:space="preserve"> in the Project entity has been carried out using the Java Stream API.</w:t>
+      </w:r>
+    </w:p>
+    <w:p>
+      <w:pPr>
+        <w:numPr>
+          <w:ilvl w:val="0"/>
+          <w:numId w:val="17"/>
+        </w:numPr>
+        <w:spacing w:before="0"/>
+      </w:pPr>
+      <w:r>
+        <w:rPr>
+          <w:b/>
+          <w:bCs/>
+        </w:rPr>
+        <w:t>Justification:</w:t>
+      </w:r>
+      <w:r>
+        <w:t xml:space="preserve"> The use of streams allows for a more declarative, readable, and compact processing of collections (inventions, campaigns, and strategies). This approach facilitates data aggregation and the safe calculation of effort metrics, reducing the likelihood of manual errors inherent to traditional iterative loops and improving code maintainability in the face of future data model changes.</w:t>
+      </w:r>
+    </w:p>
+    <w:p>
+      <w:pPr>
+        <w:spacing w:before="0"/>
+      </w:pPr>
     </w:p>
     <w:sectPr>
       <w:footerReference w:type="default" r:id="rId8"/>
@@ -1042,7 +1477,7 @@
 </file>
 
 <file path=word/endnotes.xml><?xml version="1.0" encoding="utf-8"?>
-<w:endnotes xmlns:wpc="http://schemas.microsoft.com/office/word/2010/wordprocessingCanvas" xmlns:cx="http://schemas.microsoft.com/office/drawing/2014/chartex" xmlns:cx1="http://schemas.microsoft.com/office/drawing/2015/9/8/chartex" xmlns:cx2="http://schemas.microsoft.com/office/drawing/2015/10/21/chartex" xmlns:cx3="http://schemas.microsoft.com/office/drawing/2016/5/9/chartex" xmlns:cx4="http://schemas.microsoft.com/office/drawing/2016/5/10/chartex" xmlns:cx5="http://schemas.microsoft.com/office/drawing/2016/5/11/chartex" xmlns:cx6="http://schemas.microsoft.com/office/drawing/2016/5/12/chartex" xmlns:cx7="http://schemas.microsoft.com/office/drawing/2016/5/13/chartex" xmlns:cx8="http://schemas.microsoft.com/office/drawing/2016/5/14/chartex" xmlns:mc="http://schemas.openxmlformats.org/markup-compatibility/2006" xmlns:aink="http://schemas.microsoft.com/office/drawing/2016/ink" xmlns:am3d="http://schemas.microsoft.com/office/drawing/2017/model3d" xmlns:o="urn:schemas-microsoft-com:office:office" xmlns:oel="http://schemas.microsoft.com/office/2019/extlst" xmlns:r="http://schemas.openxmlformats.org/officeDocument/2006/relationships" xmlns:m="http://schemas.openxmlformats.org/officeDocument/2006/math" xmlns:v="urn:schemas-microsoft-com:vml" xmlns:wp14="http://schemas.microsoft.com/office/word/2010/wordprocessingDrawing" xmlns:wp="http://schemas.openxmlformats.org/drawingml/2006/wordprocessingDrawing" xmlns:w10="urn:schemas-microsoft-com:office:word" xmlns:w="http://schemas.openxmlformats.org/wordprocessingml/2006/main" xmlns:w14="http://schemas.microsoft.com/office/word/2010/wordml" xmlns:w15="http://schemas.microsoft.com/office/word/2012/wordml" xmlns:w16cex="http://schemas.microsoft.com/office/word/2018/wordml/cex" xmlns:w16cid="http://schemas.microsoft.com/office/word/2016/wordml/cid" xmlns:w16="http://schemas.microsoft.com/office/word/2018/wordml" xmlns:w16du="http://schemas.microsoft.com/office/word/2023/wordml/word16du" xmlns:w16sdtdh="http://schemas.microsoft.com/office/word/2020/wordml/sdtdatahash" xmlns:w16se="http://schemas.microsoft.com/office/word/2015/wordml/symex" xmlns:wpg="http://schemas.microsoft.com/office/word/2010/wordprocessingGroup" xmlns:wpi="http://schemas.microsoft.com/office/word/2010/wordprocessingInk" xmlns:wne="http://schemas.microsoft.com/office/word/2006/wordml" xmlns:wps="http://schemas.microsoft.com/office/word/2010/wordprocessingShape" mc:Ignorable="w14 w15 w16se w16cid w16 w16cex w16sdtdh w16du wp14">
+<w:endnotes xmlns:wpc="http://schemas.microsoft.com/office/word/2010/wordprocessingCanvas" xmlns:cx="http://schemas.microsoft.com/office/drawing/2014/chartex" xmlns:cx1="http://schemas.microsoft.com/office/drawing/2015/9/8/chartex" xmlns:cx2="http://schemas.microsoft.com/office/drawing/2015/10/21/chartex" xmlns:cx3="http://schemas.microsoft.com/office/drawing/2016/5/9/chartex" xmlns:cx4="http://schemas.microsoft.com/office/drawing/2016/5/10/chartex" xmlns:cx5="http://schemas.microsoft.com/office/drawing/2016/5/11/chartex" xmlns:cx6="http://schemas.microsoft.com/office/drawing/2016/5/12/chartex" xmlns:cx7="http://schemas.microsoft.com/office/drawing/2016/5/13/chartex" xmlns:cx8="http://schemas.microsoft.com/office/drawing/2016/5/14/chartex" xmlns:mc="http://schemas.openxmlformats.org/markup-compatibility/2006" xmlns:aink="http://schemas.microsoft.com/office/drawing/2016/ink" xmlns:am3d="http://schemas.microsoft.com/office/drawing/2017/model3d" xmlns:o="urn:schemas-microsoft-com:office:office" xmlns:oel="http://schemas.microsoft.com/office/2019/extlst" xmlns:r="http://schemas.openxmlformats.org/officeDocument/2006/relationships" xmlns:m="http://schemas.openxmlformats.org/officeDocument/2006/math" xmlns:v="urn:schemas-microsoft-com:vml" xmlns:wp14="http://schemas.microsoft.com/office/word/2010/wordprocessingDrawing" xmlns:wp="http://schemas.openxmlformats.org/drawingml/2006/wordprocessingDrawing" xmlns:w10="urn:schemas-microsoft-com:office:word" xmlns:w="http://schemas.openxmlformats.org/wordprocessingml/2006/main" xmlns:w14="http://schemas.microsoft.com/office/word/2010/wordml" xmlns:w15="http://schemas.microsoft.com/office/word/2012/wordml" xmlns:w16cex="http://schemas.microsoft.com/office/word/2018/wordml/cex" xmlns:w16cid="http://schemas.microsoft.com/office/word/2016/wordml/cid" xmlns:w16="http://schemas.microsoft.com/office/word/2018/wordml" xmlns:w16du="http://schemas.microsoft.com/office/word/2023/wordml/word16du" xmlns:w16sdtdh="http://schemas.microsoft.com/office/word/2020/wordml/sdtdatahash" xmlns:w16sdtfl="http://schemas.microsoft.com/office/word/2024/wordml/sdtformatlock" xmlns:w16se="http://schemas.microsoft.com/office/word/2015/wordml/symex" xmlns:wpg="http://schemas.microsoft.com/office/word/2010/wordprocessingGroup" xmlns:wpi="http://schemas.microsoft.com/office/word/2010/wordprocessingInk" xmlns:wne="http://schemas.microsoft.com/office/word/2006/wordml" xmlns:wps="http://schemas.microsoft.com/office/word/2010/wordprocessingShape" mc:Ignorable="w14 w15 w16se w16cid w16 w16cex w16sdtdh w16sdtfl w16du wp14">
   <w:endnote w:type="separator" w:id="-1">
     <w:p>
       <w:pPr>
@@ -1067,7 +1502,7 @@
 </file>
 
 <file path=word/footer1.xml><?xml version="1.0" encoding="utf-8"?>
-<w:ftr xmlns:wpc="http://schemas.microsoft.com/office/word/2010/wordprocessingCanvas" xmlns:cx="http://schemas.microsoft.com/office/drawing/2014/chartex" xmlns:cx1="http://schemas.microsoft.com/office/drawing/2015/9/8/chartex" xmlns:cx2="http://schemas.microsoft.com/office/drawing/2015/10/21/chartex" xmlns:cx3="http://schemas.microsoft.com/office/drawing/2016/5/9/chartex" xmlns:cx4="http://schemas.microsoft.com/office/drawing/2016/5/10/chartex" xmlns:cx5="http://schemas.microsoft.com/office/drawing/2016/5/11/chartex" xmlns:cx6="http://schemas.microsoft.com/office/drawing/2016/5/12/chartex" xmlns:cx7="http://schemas.microsoft.com/office/drawing/2016/5/13/chartex" xmlns:cx8="http://schemas.microsoft.com/office/drawing/2016/5/14/chartex" xmlns:mc="http://schemas.openxmlformats.org/markup-compatibility/2006" xmlns:aink="http://schemas.microsoft.com/office/drawing/2016/ink" xmlns:am3d="http://schemas.microsoft.com/office/drawing/2017/model3d" xmlns:o="urn:schemas-microsoft-com:office:office" xmlns:oel="http://schemas.microsoft.com/office/2019/extlst" xmlns:r="http://schemas.openxmlformats.org/officeDocument/2006/relationships" xmlns:m="http://schemas.openxmlformats.org/officeDocument/2006/math" xmlns:v="urn:schemas-microsoft-com:vml" xmlns:wp14="http://schemas.microsoft.com/office/word/2010/wordprocessingDrawing" xmlns:wp="http://schemas.openxmlformats.org/drawingml/2006/wordprocessingDrawing" xmlns:w10="urn:schemas-microsoft-com:office:word" xmlns:w="http://schemas.openxmlformats.org/wordprocessingml/2006/main" xmlns:w14="http://schemas.microsoft.com/office/word/2010/wordml" xmlns:w15="http://schemas.microsoft.com/office/word/2012/wordml" xmlns:w16cex="http://schemas.microsoft.com/office/word/2018/wordml/cex" xmlns:w16cid="http://schemas.microsoft.com/office/word/2016/wordml/cid" xmlns:w16="http://schemas.microsoft.com/office/word/2018/wordml" xmlns:w16du="http://schemas.microsoft.com/office/word/2023/wordml/word16du" xmlns:w16sdtdh="http://schemas.microsoft.com/office/word/2020/wordml/sdtdatahash" xmlns:w16se="http://schemas.microsoft.com/office/word/2015/wordml/symex" xmlns:wpg="http://schemas.microsoft.com/office/word/2010/wordprocessingGroup" xmlns:wpi="http://schemas.microsoft.com/office/word/2010/wordprocessingInk" xmlns:wne="http://schemas.microsoft.com/office/word/2006/wordml" xmlns:wps="http://schemas.microsoft.com/office/word/2010/wordprocessingShape" mc:Ignorable="w14 w15 w16se w16cid w16 w16cex w16sdtdh w16du wp14">
+<w:ftr xmlns:wpc="http://schemas.microsoft.com/office/word/2010/wordprocessingCanvas" xmlns:cx="http://schemas.microsoft.com/office/drawing/2014/chartex" xmlns:cx1="http://schemas.microsoft.com/office/drawing/2015/9/8/chartex" xmlns:cx2="http://schemas.microsoft.com/office/drawing/2015/10/21/chartex" xmlns:cx3="http://schemas.microsoft.com/office/drawing/2016/5/9/chartex" xmlns:cx4="http://schemas.microsoft.com/office/drawing/2016/5/10/chartex" xmlns:cx5="http://schemas.microsoft.com/office/drawing/2016/5/11/chartex" xmlns:cx6="http://schemas.microsoft.com/office/drawing/2016/5/12/chartex" xmlns:cx7="http://schemas.microsoft.com/office/drawing/2016/5/13/chartex" xmlns:cx8="http://schemas.microsoft.com/office/drawing/2016/5/14/chartex" xmlns:mc="http://schemas.openxmlformats.org/markup-compatibility/2006" xmlns:aink="http://schemas.microsoft.com/office/drawing/2016/ink" xmlns:am3d="http://schemas.microsoft.com/office/drawing/2017/model3d" xmlns:o="urn:schemas-microsoft-com:office:office" xmlns:oel="http://schemas.microsoft.com/office/2019/extlst" xmlns:r="http://schemas.openxmlformats.org/officeDocument/2006/relationships" xmlns:m="http://schemas.openxmlformats.org/officeDocument/2006/math" xmlns:v="urn:schemas-microsoft-com:vml" xmlns:wp14="http://schemas.microsoft.com/office/word/2010/wordprocessingDrawing" xmlns:wp="http://schemas.openxmlformats.org/drawingml/2006/wordprocessingDrawing" xmlns:w10="urn:schemas-microsoft-com:office:word" xmlns:w="http://schemas.openxmlformats.org/wordprocessingml/2006/main" xmlns:w14="http://schemas.microsoft.com/office/word/2010/wordml" xmlns:w15="http://schemas.microsoft.com/office/word/2012/wordml" xmlns:w16cex="http://schemas.microsoft.com/office/word/2018/wordml/cex" xmlns:w16cid="http://schemas.microsoft.com/office/word/2016/wordml/cid" xmlns:w16="http://schemas.microsoft.com/office/word/2018/wordml" xmlns:w16du="http://schemas.microsoft.com/office/word/2023/wordml/word16du" xmlns:w16sdtdh="http://schemas.microsoft.com/office/word/2020/wordml/sdtdatahash" xmlns:w16sdtfl="http://schemas.microsoft.com/office/word/2024/wordml/sdtformatlock" xmlns:w16se="http://schemas.microsoft.com/office/word/2015/wordml/symex" xmlns:wpg="http://schemas.microsoft.com/office/word/2010/wordprocessingGroup" xmlns:wpi="http://schemas.microsoft.com/office/word/2010/wordprocessingInk" xmlns:wne="http://schemas.microsoft.com/office/word/2006/wordml" xmlns:wps="http://schemas.microsoft.com/office/word/2010/wordprocessingShape" mc:Ignorable="w14 w15 w16se w16cid w16 w16cex w16sdtdh w16sdtfl w16du wp14">
   <w:p>
     <w:pPr>
       <w:pBdr>
@@ -1142,7 +1577,7 @@
 </file>
 
 <file path=word/footnotes.xml><?xml version="1.0" encoding="utf-8"?>
-<w:footnotes xmlns:wpc="http://schemas.microsoft.com/office/word/2010/wordprocessingCanvas" xmlns:cx="http://schemas.microsoft.com/office/drawing/2014/chartex" xmlns:cx1="http://schemas.microsoft.com/office/drawing/2015/9/8/chartex" xmlns:cx2="http://schemas.microsoft.com/office/drawing/2015/10/21/chartex" xmlns:cx3="http://schemas.microsoft.com/office/drawing/2016/5/9/chartex" xmlns:cx4="http://schemas.microsoft.com/office/drawing/2016/5/10/chartex" xmlns:cx5="http://schemas.microsoft.com/office/drawing/2016/5/11/chartex" xmlns:cx6="http://schemas.microsoft.com/office/drawing/2016/5/12/chartex" xmlns:cx7="http://schemas.microsoft.com/office/drawing/2016/5/13/chartex" xmlns:cx8="http://schemas.microsoft.com/office/drawing/2016/5/14/chartex" xmlns:mc="http://schemas.openxmlformats.org/markup-compatibility/2006" xmlns:aink="http://schemas.microsoft.com/office/drawing/2016/ink" xmlns:am3d="http://schemas.microsoft.com/office/drawing/2017/model3d" xmlns:o="urn:schemas-microsoft-com:office:office" xmlns:oel="http://schemas.microsoft.com/office/2019/extlst" xmlns:r="http://schemas.openxmlformats.org/officeDocument/2006/relationships" xmlns:m="http://schemas.openxmlformats.org/officeDocument/2006/math" xmlns:v="urn:schemas-microsoft-com:vml" xmlns:wp14="http://schemas.microsoft.com/office/word/2010/wordprocessingDrawing" xmlns:wp="http://schemas.openxmlformats.org/drawingml/2006/wordprocessingDrawing" xmlns:w10="urn:schemas-microsoft-com:office:word" xmlns:w="http://schemas.openxmlformats.org/wordprocessingml/2006/main" xmlns:w14="http://schemas.microsoft.com/office/word/2010/wordml" xmlns:w15="http://schemas.microsoft.com/office/word/2012/wordml" xmlns:w16cex="http://schemas.microsoft.com/office/word/2018/wordml/cex" xmlns:w16cid="http://schemas.microsoft.com/office/word/2016/wordml/cid" xmlns:w16="http://schemas.microsoft.com/office/word/2018/wordml" xmlns:w16du="http://schemas.microsoft.com/office/word/2023/wordml/word16du" xmlns:w16sdtdh="http://schemas.microsoft.com/office/word/2020/wordml/sdtdatahash" xmlns:w16se="http://schemas.microsoft.com/office/word/2015/wordml/symex" xmlns:wpg="http://schemas.microsoft.com/office/word/2010/wordprocessingGroup" xmlns:wpi="http://schemas.microsoft.com/office/word/2010/wordprocessingInk" xmlns:wne="http://schemas.microsoft.com/office/word/2006/wordml" xmlns:wps="http://schemas.microsoft.com/office/word/2010/wordprocessingShape" mc:Ignorable="w14 w15 w16se w16cid w16 w16cex w16sdtdh w16du wp14">
+<w:footnotes xmlns:wpc="http://schemas.microsoft.com/office/word/2010/wordprocessingCanvas" xmlns:cx="http://schemas.microsoft.com/office/drawing/2014/chartex" xmlns:cx1="http://schemas.microsoft.com/office/drawing/2015/9/8/chartex" xmlns:cx2="http://schemas.microsoft.com/office/drawing/2015/10/21/chartex" xmlns:cx3="http://schemas.microsoft.com/office/drawing/2016/5/9/chartex" xmlns:cx4="http://schemas.microsoft.com/office/drawing/2016/5/10/chartex" xmlns:cx5="http://schemas.microsoft.com/office/drawing/2016/5/11/chartex" xmlns:cx6="http://schemas.microsoft.com/office/drawing/2016/5/12/chartex" xmlns:cx7="http://schemas.microsoft.com/office/drawing/2016/5/13/chartex" xmlns:cx8="http://schemas.microsoft.com/office/drawing/2016/5/14/chartex" xmlns:mc="http://schemas.openxmlformats.org/markup-compatibility/2006" xmlns:aink="http://schemas.microsoft.com/office/drawing/2016/ink" xmlns:am3d="http://schemas.microsoft.com/office/drawing/2017/model3d" xmlns:o="urn:schemas-microsoft-com:office:office" xmlns:oel="http://schemas.microsoft.com/office/2019/extlst" xmlns:r="http://schemas.openxmlformats.org/officeDocument/2006/relationships" xmlns:m="http://schemas.openxmlformats.org/officeDocument/2006/math" xmlns:v="urn:schemas-microsoft-com:vml" xmlns:wp14="http://schemas.microsoft.com/office/word/2010/wordprocessingDrawing" xmlns:wp="http://schemas.openxmlformats.org/drawingml/2006/wordprocessingDrawing" xmlns:w10="urn:schemas-microsoft-com:office:word" xmlns:w="http://schemas.openxmlformats.org/wordprocessingml/2006/main" xmlns:w14="http://schemas.microsoft.com/office/word/2010/wordml" xmlns:w15="http://schemas.microsoft.com/office/word/2012/wordml" xmlns:w16cex="http://schemas.microsoft.com/office/word/2018/wordml/cex" xmlns:w16cid="http://schemas.microsoft.com/office/word/2016/wordml/cid" xmlns:w16="http://schemas.microsoft.com/office/word/2018/wordml" xmlns:w16du="http://schemas.microsoft.com/office/word/2023/wordml/word16du" xmlns:w16sdtdh="http://schemas.microsoft.com/office/word/2020/wordml/sdtdatahash" xmlns:w16sdtfl="http://schemas.microsoft.com/office/word/2024/wordml/sdtformatlock" xmlns:w16se="http://schemas.microsoft.com/office/word/2015/wordml/symex" xmlns:wpg="http://schemas.microsoft.com/office/word/2010/wordprocessingGroup" xmlns:wpi="http://schemas.microsoft.com/office/word/2010/wordprocessingInk" xmlns:wne="http://schemas.microsoft.com/office/word/2006/wordml" xmlns:wps="http://schemas.microsoft.com/office/word/2010/wordprocessingShape" mc:Ignorable="w14 w15 w16se w16cid w16 w16cex w16sdtdh w16sdtfl w16du wp14">
   <w:footnote w:type="separator" w:id="-1">
     <w:p>
       <w:pPr>
@@ -1167,7 +1602,7 @@
 </file>
 
 <file path=word/numbering.xml><?xml version="1.0" encoding="utf-8"?>
-<w:numbering xmlns:wpc="http://schemas.microsoft.com/office/word/2010/wordprocessingCanvas" xmlns:cx="http://schemas.microsoft.com/office/drawing/2014/chartex" xmlns:cx1="http://schemas.microsoft.com/office/drawing/2015/9/8/chartex" xmlns:cx2="http://schemas.microsoft.com/office/drawing/2015/10/21/chartex" xmlns:cx3="http://schemas.microsoft.com/office/drawing/2016/5/9/chartex" xmlns:cx4="http://schemas.microsoft.com/office/drawing/2016/5/10/chartex" xmlns:cx5="http://schemas.microsoft.com/office/drawing/2016/5/11/chartex" xmlns:cx6="http://schemas.microsoft.com/office/drawing/2016/5/12/chartex" xmlns:cx7="http://schemas.microsoft.com/office/drawing/2016/5/13/chartex" xmlns:cx8="http://schemas.microsoft.com/office/drawing/2016/5/14/chartex" xmlns:mc="http://schemas.openxmlformats.org/markup-compatibility/2006" xmlns:aink="http://schemas.microsoft.com/office/drawing/2016/ink" xmlns:am3d="http://schemas.microsoft.com/office/drawing/2017/model3d" xmlns:o="urn:schemas-microsoft-com:office:office" xmlns:oel="http://schemas.microsoft.com/office/2019/extlst" xmlns:r="http://schemas.openxmlformats.org/officeDocument/2006/relationships" xmlns:m="http://schemas.openxmlformats.org/officeDocument/2006/math" xmlns:v="urn:schemas-microsoft-com:vml" xmlns:wp14="http://schemas.microsoft.com/office/word/2010/wordprocessingDrawing" xmlns:wp="http://schemas.openxmlformats.org/drawingml/2006/wordprocessingDrawing" xmlns:w10="urn:schemas-microsoft-com:office:word" xmlns:w="http://schemas.openxmlformats.org/wordprocessingml/2006/main" xmlns:w14="http://schemas.microsoft.com/office/word/2010/wordml" xmlns:w15="http://schemas.microsoft.com/office/word/2012/wordml" xmlns:w16cex="http://schemas.microsoft.com/office/word/2018/wordml/cex" xmlns:w16cid="http://schemas.microsoft.com/office/word/2016/wordml/cid" xmlns:w16="http://schemas.microsoft.com/office/word/2018/wordml" xmlns:w16du="http://schemas.microsoft.com/office/word/2023/wordml/word16du" xmlns:w16sdtdh="http://schemas.microsoft.com/office/word/2020/wordml/sdtdatahash" xmlns:w16se="http://schemas.microsoft.com/office/word/2015/wordml/symex" xmlns:wpg="http://schemas.microsoft.com/office/word/2010/wordprocessingGroup" xmlns:wpi="http://schemas.microsoft.com/office/word/2010/wordprocessingInk" xmlns:wne="http://schemas.microsoft.com/office/word/2006/wordml" xmlns:wps="http://schemas.microsoft.com/office/word/2010/wordprocessingShape" mc:Ignorable="w14 w15 w16se w16cid w16 w16cex w16sdtdh w16du wp14">
+<w:numbering xmlns:wpc="http://schemas.microsoft.com/office/word/2010/wordprocessingCanvas" xmlns:cx="http://schemas.microsoft.com/office/drawing/2014/chartex" xmlns:cx1="http://schemas.microsoft.com/office/drawing/2015/9/8/chartex" xmlns:cx2="http://schemas.microsoft.com/office/drawing/2015/10/21/chartex" xmlns:cx3="http://schemas.microsoft.com/office/drawing/2016/5/9/chartex" xmlns:cx4="http://schemas.microsoft.com/office/drawing/2016/5/10/chartex" xmlns:cx5="http://schemas.microsoft.com/office/drawing/2016/5/11/chartex" xmlns:cx6="http://schemas.microsoft.com/office/drawing/2016/5/12/chartex" xmlns:cx7="http://schemas.microsoft.com/office/drawing/2016/5/13/chartex" xmlns:cx8="http://schemas.microsoft.com/office/drawing/2016/5/14/chartex" xmlns:mc="http://schemas.openxmlformats.org/markup-compatibility/2006" xmlns:aink="http://schemas.microsoft.com/office/drawing/2016/ink" xmlns:am3d="http://schemas.microsoft.com/office/drawing/2017/model3d" xmlns:o="urn:schemas-microsoft-com:office:office" xmlns:oel="http://schemas.microsoft.com/office/2019/extlst" xmlns:r="http://schemas.openxmlformats.org/officeDocument/2006/relationships" xmlns:m="http://schemas.openxmlformats.org/officeDocument/2006/math" xmlns:v="urn:schemas-microsoft-com:vml" xmlns:wp14="http://schemas.microsoft.com/office/word/2010/wordprocessingDrawing" xmlns:wp="http://schemas.openxmlformats.org/drawingml/2006/wordprocessingDrawing" xmlns:w10="urn:schemas-microsoft-com:office:word" xmlns:w="http://schemas.openxmlformats.org/wordprocessingml/2006/main" xmlns:w14="http://schemas.microsoft.com/office/word/2010/wordml" xmlns:w15="http://schemas.microsoft.com/office/word/2012/wordml" xmlns:w16cex="http://schemas.microsoft.com/office/word/2018/wordml/cex" xmlns:w16cid="http://schemas.microsoft.com/office/word/2016/wordml/cid" xmlns:w16="http://schemas.microsoft.com/office/word/2018/wordml" xmlns:w16du="http://schemas.microsoft.com/office/word/2023/wordml/word16du" xmlns:w16sdtdh="http://schemas.microsoft.com/office/word/2020/wordml/sdtdatahash" xmlns:w16sdtfl="http://schemas.microsoft.com/office/word/2024/wordml/sdtformatlock" xmlns:w16se="http://schemas.microsoft.com/office/word/2015/wordml/symex" xmlns:wpg="http://schemas.microsoft.com/office/word/2010/wordprocessingGroup" xmlns:wpi="http://schemas.microsoft.com/office/word/2010/wordprocessingInk" xmlns:wne="http://schemas.microsoft.com/office/word/2006/wordml" xmlns:wps="http://schemas.microsoft.com/office/word/2010/wordprocessingShape" mc:Ignorable="w14 w15 w16se w16cid w16 w16cex w16sdtdh w16sdtfl w16du wp14">
   <w:abstractNum w:abstractNumId="0" w15:restartNumberingAfterBreak="0">
     <w:nsid w:val="019F6FAB"/>
     <w:multiLevelType w:val="multilevel"/>
@@ -2137,6 +2572,155 @@
     </w:lvl>
   </w:abstractNum>
   <w:abstractNum w:abstractNumId="9" w15:restartNumberingAfterBreak="0">
+    <w:nsid w:val="46EE6A73"/>
+    <w:multiLevelType w:val="multilevel"/>
+    <w:tmpl w:val="090457A4"/>
+    <w:lvl w:ilvl="0">
+      <w:start w:val="1"/>
+      <w:numFmt w:val="bullet"/>
+      <w:lvlText w:val=""/>
+      <w:lvlJc w:val="left"/>
+      <w:pPr>
+        <w:tabs>
+          <w:tab w:val="num" w:pos="720"/>
+        </w:tabs>
+        <w:ind w:left="720" w:hanging="360"/>
+      </w:pPr>
+      <w:rPr>
+        <w:rFonts w:ascii="Symbol" w:hAnsi="Symbol" w:hint="default"/>
+        <w:sz w:val="20"/>
+      </w:rPr>
+    </w:lvl>
+    <w:lvl w:ilvl="1" w:tentative="1">
+      <w:start w:val="1"/>
+      <w:numFmt w:val="bullet"/>
+      <w:lvlText w:val="o"/>
+      <w:lvlJc w:val="left"/>
+      <w:pPr>
+        <w:tabs>
+          <w:tab w:val="num" w:pos="1440"/>
+        </w:tabs>
+        <w:ind w:left="1440" w:hanging="360"/>
+      </w:pPr>
+      <w:rPr>
+        <w:rFonts w:ascii="Courier New" w:hAnsi="Courier New" w:hint="default"/>
+        <w:sz w:val="20"/>
+      </w:rPr>
+    </w:lvl>
+    <w:lvl w:ilvl="2" w:tentative="1">
+      <w:start w:val="1"/>
+      <w:numFmt w:val="bullet"/>
+      <w:lvlText w:val=""/>
+      <w:lvlJc w:val="left"/>
+      <w:pPr>
+        <w:tabs>
+          <w:tab w:val="num" w:pos="2160"/>
+        </w:tabs>
+        <w:ind w:left="2160" w:hanging="360"/>
+      </w:pPr>
+      <w:rPr>
+        <w:rFonts w:ascii="Wingdings" w:hAnsi="Wingdings" w:hint="default"/>
+        <w:sz w:val="20"/>
+      </w:rPr>
+    </w:lvl>
+    <w:lvl w:ilvl="3" w:tentative="1">
+      <w:start w:val="1"/>
+      <w:numFmt w:val="bullet"/>
+      <w:lvlText w:val=""/>
+      <w:lvlJc w:val="left"/>
+      <w:pPr>
+        <w:tabs>
+          <w:tab w:val="num" w:pos="2880"/>
+        </w:tabs>
+        <w:ind w:left="2880" w:hanging="360"/>
+      </w:pPr>
+      <w:rPr>
+        <w:rFonts w:ascii="Wingdings" w:hAnsi="Wingdings" w:hint="default"/>
+        <w:sz w:val="20"/>
+      </w:rPr>
+    </w:lvl>
+    <w:lvl w:ilvl="4" w:tentative="1">
+      <w:start w:val="1"/>
+      <w:numFmt w:val="bullet"/>
+      <w:lvlText w:val=""/>
+      <w:lvlJc w:val="left"/>
+      <w:pPr>
+        <w:tabs>
+          <w:tab w:val="num" w:pos="3600"/>
+        </w:tabs>
+        <w:ind w:left="3600" w:hanging="360"/>
+      </w:pPr>
+      <w:rPr>
+        <w:rFonts w:ascii="Wingdings" w:hAnsi="Wingdings" w:hint="default"/>
+        <w:sz w:val="20"/>
+      </w:rPr>
+    </w:lvl>
+    <w:lvl w:ilvl="5" w:tentative="1">
+      <w:start w:val="1"/>
+      <w:numFmt w:val="bullet"/>
+      <w:lvlText w:val=""/>
+      <w:lvlJc w:val="left"/>
+      <w:pPr>
+        <w:tabs>
+          <w:tab w:val="num" w:pos="4320"/>
+        </w:tabs>
+        <w:ind w:left="4320" w:hanging="360"/>
+      </w:pPr>
+      <w:rPr>
+        <w:rFonts w:ascii="Wingdings" w:hAnsi="Wingdings" w:hint="default"/>
+        <w:sz w:val="20"/>
+      </w:rPr>
+    </w:lvl>
+    <w:lvl w:ilvl="6" w:tentative="1">
+      <w:start w:val="1"/>
+      <w:numFmt w:val="bullet"/>
+      <w:lvlText w:val=""/>
+      <w:lvlJc w:val="left"/>
+      <w:pPr>
+        <w:tabs>
+          <w:tab w:val="num" w:pos="5040"/>
+        </w:tabs>
+        <w:ind w:left="5040" w:hanging="360"/>
+      </w:pPr>
+      <w:rPr>
+        <w:rFonts w:ascii="Wingdings" w:hAnsi="Wingdings" w:hint="default"/>
+        <w:sz w:val="20"/>
+      </w:rPr>
+    </w:lvl>
+    <w:lvl w:ilvl="7" w:tentative="1">
+      <w:start w:val="1"/>
+      <w:numFmt w:val="bullet"/>
+      <w:lvlText w:val=""/>
+      <w:lvlJc w:val="left"/>
+      <w:pPr>
+        <w:tabs>
+          <w:tab w:val="num" w:pos="5760"/>
+        </w:tabs>
+        <w:ind w:left="5760" w:hanging="360"/>
+      </w:pPr>
+      <w:rPr>
+        <w:rFonts w:ascii="Wingdings" w:hAnsi="Wingdings" w:hint="default"/>
+        <w:sz w:val="20"/>
+      </w:rPr>
+    </w:lvl>
+    <w:lvl w:ilvl="8" w:tentative="1">
+      <w:start w:val="1"/>
+      <w:numFmt w:val="bullet"/>
+      <w:lvlText w:val=""/>
+      <w:lvlJc w:val="left"/>
+      <w:pPr>
+        <w:tabs>
+          <w:tab w:val="num" w:pos="6480"/>
+        </w:tabs>
+        <w:ind w:left="6480" w:hanging="360"/>
+      </w:pPr>
+      <w:rPr>
+        <w:rFonts w:ascii="Wingdings" w:hAnsi="Wingdings" w:hint="default"/>
+        <w:sz w:val="20"/>
+      </w:rPr>
+    </w:lvl>
+  </w:abstractNum>
+  <w:abstractNum w:abstractNumId="10" w15:restartNumberingAfterBreak="0">
     <w:nsid w:val="4703789F"/>
     <w:multiLevelType w:val="hybridMultilevel"/>
     <w:tmpl w:val="6EFA02F0"/>
@@ -2249,7 +2833,7 @@
       </w:rPr>
     </w:lvl>
   </w:abstractNum>
-  <w:abstractNum w:abstractNumId="10" w15:restartNumberingAfterBreak="0">
+  <w:abstractNum w:abstractNumId="11" w15:restartNumberingAfterBreak="0">
     <w:nsid w:val="4D6F4F8B"/>
     <w:multiLevelType w:val="hybridMultilevel"/>
     <w:tmpl w:val="A2A2A72E"/>
@@ -2362,7 +2946,305 @@
       </w:rPr>
     </w:lvl>
   </w:abstractNum>
-  <w:abstractNum w:abstractNumId="11" w15:restartNumberingAfterBreak="0">
+  <w:abstractNum w:abstractNumId="12" w15:restartNumberingAfterBreak="0">
+    <w:nsid w:val="53A95314"/>
+    <w:multiLevelType w:val="multilevel"/>
+    <w:tmpl w:val="B670951A"/>
+    <w:lvl w:ilvl="0">
+      <w:start w:val="1"/>
+      <w:numFmt w:val="bullet"/>
+      <w:lvlText w:val=""/>
+      <w:lvlJc w:val="left"/>
+      <w:pPr>
+        <w:tabs>
+          <w:tab w:val="num" w:pos="720"/>
+        </w:tabs>
+        <w:ind w:left="720" w:hanging="360"/>
+      </w:pPr>
+      <w:rPr>
+        <w:rFonts w:ascii="Symbol" w:hAnsi="Symbol" w:hint="default"/>
+        <w:sz w:val="20"/>
+      </w:rPr>
+    </w:lvl>
+    <w:lvl w:ilvl="1" w:tentative="1">
+      <w:start w:val="1"/>
+      <w:numFmt w:val="bullet"/>
+      <w:lvlText w:val="o"/>
+      <w:lvlJc w:val="left"/>
+      <w:pPr>
+        <w:tabs>
+          <w:tab w:val="num" w:pos="1440"/>
+        </w:tabs>
+        <w:ind w:left="1440" w:hanging="360"/>
+      </w:pPr>
+      <w:rPr>
+        <w:rFonts w:ascii="Courier New" w:hAnsi="Courier New" w:hint="default"/>
+        <w:sz w:val="20"/>
+      </w:rPr>
+    </w:lvl>
+    <w:lvl w:ilvl="2" w:tentative="1">
+      <w:start w:val="1"/>
+      <w:numFmt w:val="bullet"/>
+      <w:lvlText w:val=""/>
+      <w:lvlJc w:val="left"/>
+      <w:pPr>
+        <w:tabs>
+          <w:tab w:val="num" w:pos="2160"/>
+        </w:tabs>
+        <w:ind w:left="2160" w:hanging="360"/>
+      </w:pPr>
+      <w:rPr>
+        <w:rFonts w:ascii="Wingdings" w:hAnsi="Wingdings" w:hint="default"/>
+        <w:sz w:val="20"/>
+      </w:rPr>
+    </w:lvl>
+    <w:lvl w:ilvl="3" w:tentative="1">
+      <w:start w:val="1"/>
+      <w:numFmt w:val="bullet"/>
+      <w:lvlText w:val=""/>
+      <w:lvlJc w:val="left"/>
+      <w:pPr>
+        <w:tabs>
+          <w:tab w:val="num" w:pos="2880"/>
+        </w:tabs>
+        <w:ind w:left="2880" w:hanging="360"/>
+      </w:pPr>
+      <w:rPr>
+        <w:rFonts w:ascii="Wingdings" w:hAnsi="Wingdings" w:hint="default"/>
+        <w:sz w:val="20"/>
+      </w:rPr>
+    </w:lvl>
+    <w:lvl w:ilvl="4" w:tentative="1">
+      <w:start w:val="1"/>
+      <w:numFmt w:val="bullet"/>
+      <w:lvlText w:val=""/>
+      <w:lvlJc w:val="left"/>
+      <w:pPr>
+        <w:tabs>
+          <w:tab w:val="num" w:pos="3600"/>
+        </w:tabs>
+        <w:ind w:left="3600" w:hanging="360"/>
+      </w:pPr>
+      <w:rPr>
+        <w:rFonts w:ascii="Wingdings" w:hAnsi="Wingdings" w:hint="default"/>
+        <w:sz w:val="20"/>
+      </w:rPr>
+    </w:lvl>
+    <w:lvl w:ilvl="5" w:tentative="1">
+      <w:start w:val="1"/>
+      <w:numFmt w:val="bullet"/>
+      <w:lvlText w:val=""/>
+      <w:lvlJc w:val="left"/>
+      <w:pPr>
+        <w:tabs>
+          <w:tab w:val="num" w:pos="4320"/>
+        </w:tabs>
+        <w:ind w:left="4320" w:hanging="360"/>
+      </w:pPr>
+      <w:rPr>
+        <w:rFonts w:ascii="Wingdings" w:hAnsi="Wingdings" w:hint="default"/>
+        <w:sz w:val="20"/>
+      </w:rPr>
+    </w:lvl>
+    <w:lvl w:ilvl="6" w:tentative="1">
+      <w:start w:val="1"/>
+      <w:numFmt w:val="bullet"/>
+      <w:lvlText w:val=""/>
+      <w:lvlJc w:val="left"/>
+      <w:pPr>
+        <w:tabs>
+          <w:tab w:val="num" w:pos="5040"/>
+        </w:tabs>
+        <w:ind w:left="5040" w:hanging="360"/>
+      </w:pPr>
+      <w:rPr>
+        <w:rFonts w:ascii="Wingdings" w:hAnsi="Wingdings" w:hint="default"/>
+        <w:sz w:val="20"/>
+      </w:rPr>
+    </w:lvl>
+    <w:lvl w:ilvl="7" w:tentative="1">
+      <w:start w:val="1"/>
+      <w:numFmt w:val="bullet"/>
+      <w:lvlText w:val=""/>
+      <w:lvlJc w:val="left"/>
+      <w:pPr>
+        <w:tabs>
+          <w:tab w:val="num" w:pos="5760"/>
+        </w:tabs>
+        <w:ind w:left="5760" w:hanging="360"/>
+      </w:pPr>
+      <w:rPr>
+        <w:rFonts w:ascii="Wingdings" w:hAnsi="Wingdings" w:hint="default"/>
+        <w:sz w:val="20"/>
+      </w:rPr>
+    </w:lvl>
+    <w:lvl w:ilvl="8" w:tentative="1">
+      <w:start w:val="1"/>
+      <w:numFmt w:val="bullet"/>
+      <w:lvlText w:val=""/>
+      <w:lvlJc w:val="left"/>
+      <w:pPr>
+        <w:tabs>
+          <w:tab w:val="num" w:pos="6480"/>
+        </w:tabs>
+        <w:ind w:left="6480" w:hanging="360"/>
+      </w:pPr>
+      <w:rPr>
+        <w:rFonts w:ascii="Wingdings" w:hAnsi="Wingdings" w:hint="default"/>
+        <w:sz w:val="20"/>
+      </w:rPr>
+    </w:lvl>
+  </w:abstractNum>
+  <w:abstractNum w:abstractNumId="13" w15:restartNumberingAfterBreak="0">
+    <w:nsid w:val="5BFD4DD3"/>
+    <w:multiLevelType w:val="multilevel"/>
+    <w:tmpl w:val="D7347302"/>
+    <w:lvl w:ilvl="0">
+      <w:start w:val="1"/>
+      <w:numFmt w:val="bullet"/>
+      <w:lvlText w:val=""/>
+      <w:lvlJc w:val="left"/>
+      <w:pPr>
+        <w:tabs>
+          <w:tab w:val="num" w:pos="720"/>
+        </w:tabs>
+        <w:ind w:left="720" w:hanging="360"/>
+      </w:pPr>
+      <w:rPr>
+        <w:rFonts w:ascii="Symbol" w:hAnsi="Symbol" w:hint="default"/>
+        <w:sz w:val="20"/>
+      </w:rPr>
+    </w:lvl>
+    <w:lvl w:ilvl="1" w:tentative="1">
+      <w:start w:val="1"/>
+      <w:numFmt w:val="bullet"/>
+      <w:lvlText w:val="o"/>
+      <w:lvlJc w:val="left"/>
+      <w:pPr>
+        <w:tabs>
+          <w:tab w:val="num" w:pos="1440"/>
+        </w:tabs>
+        <w:ind w:left="1440" w:hanging="360"/>
+      </w:pPr>
+      <w:rPr>
+        <w:rFonts w:ascii="Courier New" w:hAnsi="Courier New" w:hint="default"/>
+        <w:sz w:val="20"/>
+      </w:rPr>
+    </w:lvl>
+    <w:lvl w:ilvl="2" w:tentative="1">
+      <w:start w:val="1"/>
+      <w:numFmt w:val="bullet"/>
+      <w:lvlText w:val=""/>
+      <w:lvlJc w:val="left"/>
+      <w:pPr>
+        <w:tabs>
+          <w:tab w:val="num" w:pos="2160"/>
+        </w:tabs>
+        <w:ind w:left="2160" w:hanging="360"/>
+      </w:pPr>
+      <w:rPr>
+        <w:rFonts w:ascii="Wingdings" w:hAnsi="Wingdings" w:hint="default"/>
+        <w:sz w:val="20"/>
+      </w:rPr>
+    </w:lvl>
+    <w:lvl w:ilvl="3" w:tentative="1">
+      <w:start w:val="1"/>
+      <w:numFmt w:val="bullet"/>
+      <w:lvlText w:val=""/>
+      <w:lvlJc w:val="left"/>
+      <w:pPr>
+        <w:tabs>
+          <w:tab w:val="num" w:pos="2880"/>
+        </w:tabs>
+        <w:ind w:left="2880" w:hanging="360"/>
+      </w:pPr>
+      <w:rPr>
+        <w:rFonts w:ascii="Wingdings" w:hAnsi="Wingdings" w:hint="default"/>
+        <w:sz w:val="20"/>
+      </w:rPr>
+    </w:lvl>
+    <w:lvl w:ilvl="4" w:tentative="1">
+      <w:start w:val="1"/>
+      <w:numFmt w:val="bullet"/>
+      <w:lvlText w:val=""/>
+      <w:lvlJc w:val="left"/>
+      <w:pPr>
+        <w:tabs>
+          <w:tab w:val="num" w:pos="3600"/>
+        </w:tabs>
+        <w:ind w:left="3600" w:hanging="360"/>
+      </w:pPr>
+      <w:rPr>
+        <w:rFonts w:ascii="Wingdings" w:hAnsi="Wingdings" w:hint="default"/>
+        <w:sz w:val="20"/>
+      </w:rPr>
+    </w:lvl>
+    <w:lvl w:ilvl="5" w:tentative="1">
+      <w:start w:val="1"/>
+      <w:numFmt w:val="bullet"/>
+      <w:lvlText w:val=""/>
+      <w:lvlJc w:val="left"/>
+      <w:pPr>
+        <w:tabs>
+          <w:tab w:val="num" w:pos="4320"/>
+        </w:tabs>
+        <w:ind w:left="4320" w:hanging="360"/>
+      </w:pPr>
+      <w:rPr>
+        <w:rFonts w:ascii="Wingdings" w:hAnsi="Wingdings" w:hint="default"/>
+        <w:sz w:val="20"/>
+      </w:rPr>
+    </w:lvl>
+    <w:lvl w:ilvl="6" w:tentative="1">
+      <w:start w:val="1"/>
+      <w:numFmt w:val="bullet"/>
+      <w:lvlText w:val=""/>
+      <w:lvlJc w:val="left"/>
+      <w:pPr>
+        <w:tabs>
+          <w:tab w:val="num" w:pos="5040"/>
+        </w:tabs>
+        <w:ind w:left="5040" w:hanging="360"/>
+      </w:pPr>
+      <w:rPr>
+        <w:rFonts w:ascii="Wingdings" w:hAnsi="Wingdings" w:hint="default"/>
+        <w:sz w:val="20"/>
+      </w:rPr>
+    </w:lvl>
+    <w:lvl w:ilvl="7" w:tentative="1">
+      <w:start w:val="1"/>
+      <w:numFmt w:val="bullet"/>
+      <w:lvlText w:val=""/>
+      <w:lvlJc w:val="left"/>
+      <w:pPr>
+        <w:tabs>
+          <w:tab w:val="num" w:pos="5760"/>
+        </w:tabs>
+        <w:ind w:left="5760" w:hanging="360"/>
+      </w:pPr>
+      <w:rPr>
+        <w:rFonts w:ascii="Wingdings" w:hAnsi="Wingdings" w:hint="default"/>
+        <w:sz w:val="20"/>
+      </w:rPr>
+    </w:lvl>
+    <w:lvl w:ilvl="8" w:tentative="1">
+      <w:start w:val="1"/>
+      <w:numFmt w:val="bullet"/>
+      <w:lvlText w:val=""/>
+      <w:lvlJc w:val="left"/>
+      <w:pPr>
+        <w:tabs>
+          <w:tab w:val="num" w:pos="6480"/>
+        </w:tabs>
+        <w:ind w:left="6480" w:hanging="360"/>
+      </w:pPr>
+      <w:rPr>
+        <w:rFonts w:ascii="Wingdings" w:hAnsi="Wingdings" w:hint="default"/>
+        <w:sz w:val="20"/>
+      </w:rPr>
+    </w:lvl>
+  </w:abstractNum>
+  <w:abstractNum w:abstractNumId="14" w15:restartNumberingAfterBreak="0">
     <w:nsid w:val="5E900687"/>
     <w:multiLevelType w:val="multilevel"/>
     <w:tmpl w:val="4EBCF3C0"/>
@@ -2475,7 +3357,156 @@
       </w:rPr>
     </w:lvl>
   </w:abstractNum>
-  <w:abstractNum w:abstractNumId="12" w15:restartNumberingAfterBreak="0">
+  <w:abstractNum w:abstractNumId="15" w15:restartNumberingAfterBreak="0">
+    <w:nsid w:val="651A7069"/>
+    <w:multiLevelType w:val="multilevel"/>
+    <w:tmpl w:val="7AE2B61C"/>
+    <w:lvl w:ilvl="0">
+      <w:start w:val="1"/>
+      <w:numFmt w:val="bullet"/>
+      <w:lvlText w:val=""/>
+      <w:lvlJc w:val="left"/>
+      <w:pPr>
+        <w:tabs>
+          <w:tab w:val="num" w:pos="720"/>
+        </w:tabs>
+        <w:ind w:left="720" w:hanging="360"/>
+      </w:pPr>
+      <w:rPr>
+        <w:rFonts w:ascii="Symbol" w:hAnsi="Symbol" w:hint="default"/>
+        <w:sz w:val="20"/>
+      </w:rPr>
+    </w:lvl>
+    <w:lvl w:ilvl="1" w:tentative="1">
+      <w:start w:val="1"/>
+      <w:numFmt w:val="bullet"/>
+      <w:lvlText w:val="o"/>
+      <w:lvlJc w:val="left"/>
+      <w:pPr>
+        <w:tabs>
+          <w:tab w:val="num" w:pos="1440"/>
+        </w:tabs>
+        <w:ind w:left="1440" w:hanging="360"/>
+      </w:pPr>
+      <w:rPr>
+        <w:rFonts w:ascii="Courier New" w:hAnsi="Courier New" w:hint="default"/>
+        <w:sz w:val="20"/>
+      </w:rPr>
+    </w:lvl>
+    <w:lvl w:ilvl="2" w:tentative="1">
+      <w:start w:val="1"/>
+      <w:numFmt w:val="bullet"/>
+      <w:lvlText w:val=""/>
+      <w:lvlJc w:val="left"/>
+      <w:pPr>
+        <w:tabs>
+          <w:tab w:val="num" w:pos="2160"/>
+        </w:tabs>
+        <w:ind w:left="2160" w:hanging="360"/>
+      </w:pPr>
+      <w:rPr>
+        <w:rFonts w:ascii="Wingdings" w:hAnsi="Wingdings" w:hint="default"/>
+        <w:sz w:val="20"/>
+      </w:rPr>
+    </w:lvl>
+    <w:lvl w:ilvl="3" w:tentative="1">
+      <w:start w:val="1"/>
+      <w:numFmt w:val="bullet"/>
+      <w:lvlText w:val=""/>
+      <w:lvlJc w:val="left"/>
+      <w:pPr>
+        <w:tabs>
+          <w:tab w:val="num" w:pos="2880"/>
+        </w:tabs>
+        <w:ind w:left="2880" w:hanging="360"/>
+      </w:pPr>
+      <w:rPr>
+        <w:rFonts w:ascii="Wingdings" w:hAnsi="Wingdings" w:hint="default"/>
+        <w:sz w:val="20"/>
+      </w:rPr>
+    </w:lvl>
+    <w:lvl w:ilvl="4" w:tentative="1">
+      <w:start w:val="1"/>
+      <w:numFmt w:val="bullet"/>
+      <w:lvlText w:val=""/>
+      <w:lvlJc w:val="left"/>
+      <w:pPr>
+        <w:tabs>
+          <w:tab w:val="num" w:pos="3600"/>
+        </w:tabs>
+        <w:ind w:left="3600" w:hanging="360"/>
+      </w:pPr>
+      <w:rPr>
+        <w:rFonts w:ascii="Wingdings" w:hAnsi="Wingdings" w:hint="default"/>
+        <w:sz w:val="20"/>
+      </w:rPr>
+    </w:lvl>
+    <w:lvl w:ilvl="5" w:tentative="1">
+      <w:start w:val="1"/>
+      <w:numFmt w:val="bullet"/>
+      <w:lvlText w:val=""/>
+      <w:lvlJc w:val="left"/>
+      <w:pPr>
+        <w:tabs>
+          <w:tab w:val="num" w:pos="4320"/>
+        </w:tabs>
+        <w:ind w:left="4320" w:hanging="360"/>
+      </w:pPr>
+      <w:rPr>
+        <w:rFonts w:ascii="Wingdings" w:hAnsi="Wingdings" w:hint="default"/>
+        <w:sz w:val="20"/>
+      </w:rPr>
+    </w:lvl>
+    <w:lvl w:ilvl="6" w:tentative="1">
+      <w:start w:val="1"/>
+      <w:numFmt w:val="bullet"/>
+      <w:lvlText w:val=""/>
+      <w:lvlJc w:val="left"/>
+      <w:pPr>
+        <w:tabs>
+          <w:tab w:val="num" w:pos="5040"/>
+        </w:tabs>
+        <w:ind w:left="5040" w:hanging="360"/>
+      </w:pPr>
+      <w:rPr>
+        <w:rFonts w:ascii="Wingdings" w:hAnsi="Wingdings" w:hint="default"/>
+        <w:sz w:val="20"/>
+      </w:rPr>
+    </w:lvl>
+    <w:lvl w:ilvl="7" w:tentative="1">
+      <w:start w:val="1"/>
+      <w:numFmt w:val="bullet"/>
+      <w:lvlText w:val=""/>
+      <w:lvlJc w:val="left"/>
+      <w:pPr>
+        <w:tabs>
+          <w:tab w:val="num" w:pos="5760"/>
+        </w:tabs>
+        <w:ind w:left="5760" w:hanging="360"/>
+      </w:pPr>
+      <w:rPr>
+        <w:rFonts w:ascii="Wingdings" w:hAnsi="Wingdings" w:hint="default"/>
+        <w:sz w:val="20"/>
+      </w:rPr>
+    </w:lvl>
+    <w:lvl w:ilvl="8" w:tentative="1">
+      <w:start w:val="1"/>
+      <w:numFmt w:val="bullet"/>
+      <w:lvlText w:val=""/>
+      <w:lvlJc w:val="left"/>
+      <w:pPr>
+        <w:tabs>
+          <w:tab w:val="num" w:pos="6480"/>
+        </w:tabs>
+        <w:ind w:left="6480" w:hanging="360"/>
+      </w:pPr>
+      <w:rPr>
+        <w:rFonts w:ascii="Wingdings" w:hAnsi="Wingdings" w:hint="default"/>
+        <w:sz w:val="20"/>
+      </w:rPr>
+    </w:lvl>
+  </w:abstractNum>
+  <w:abstractNum w:abstractNumId="16" w15:restartNumberingAfterBreak="0">
     <w:nsid w:val="66644BE3"/>
     <w:multiLevelType w:val="hybridMultilevel"/>
     <w:tmpl w:val="09CC223E"/>
@@ -2607,13 +3638,13 @@
     <w:abstractNumId w:val="1"/>
   </w:num>
   <w:num w:numId="7" w16cid:durableId="192812698">
-    <w:abstractNumId w:val="11"/>
+    <w:abstractNumId w:val="14"/>
   </w:num>
   <w:num w:numId="8" w16cid:durableId="775053173">
     <w:abstractNumId w:val="0"/>
   </w:num>
   <w:num w:numId="9" w16cid:durableId="1814519722">
-    <w:abstractNumId w:val="9"/>
+    <w:abstractNumId w:val="10"/>
   </w:num>
   <w:num w:numId="10" w16cid:durableId="943540432">
     <w:abstractNumId w:val="4"/>
@@ -2622,16 +3653,28 @@
     <w:abstractNumId w:val="3"/>
   </w:num>
   <w:num w:numId="12" w16cid:durableId="2128501847">
-    <w:abstractNumId w:val="10"/>
+    <w:abstractNumId w:val="11"/>
   </w:num>
   <w:num w:numId="13" w16cid:durableId="1251310412">
+    <w:abstractNumId w:val="16"/>
+  </w:num>
+  <w:num w:numId="14" w16cid:durableId="1342665291">
+    <w:abstractNumId w:val="9"/>
+  </w:num>
+  <w:num w:numId="15" w16cid:durableId="1958637007">
+    <w:abstractNumId w:val="15"/>
+  </w:num>
+  <w:num w:numId="16" w16cid:durableId="1058556060">
+    <w:abstractNumId w:val="13"/>
+  </w:num>
+  <w:num w:numId="17" w16cid:durableId="1042906760">
     <w:abstractNumId w:val="12"/>
   </w:num>
 </w:numbering>
 </file>
 
 <file path=word/styles.xml><?xml version="1.0" encoding="utf-8"?>
-<w:styles xmlns:mc="http://schemas.openxmlformats.org/markup-compatibility/2006" xmlns:r="http://schemas.openxmlformats.org/officeDocument/2006/relationships" xmlns:w="http://schemas.openxmlformats.org/wordprocessingml/2006/main" xmlns:w14="http://schemas.microsoft.com/office/word/2010/wordml" xmlns:w15="http://schemas.microsoft.com/office/word/2012/wordml" xmlns:w16cex="http://schemas.microsoft.com/office/word/2018/wordml/cex" xmlns:w16cid="http://schemas.microsoft.com/office/word/2016/wordml/cid" xmlns:w16="http://schemas.microsoft.com/office/word/2018/wordml" xmlns:w16du="http://schemas.microsoft.com/office/word/2023/wordml/word16du" xmlns:w16sdtdh="http://schemas.microsoft.com/office/word/2020/wordml/sdtdatahash" xmlns:w16se="http://schemas.microsoft.com/office/word/2015/wordml/symex" mc:Ignorable="w14 w15 w16se w16cid w16 w16cex w16sdtdh w16du">
+<w:styles xmlns:mc="http://schemas.openxmlformats.org/markup-compatibility/2006" xmlns:r="http://schemas.openxmlformats.org/officeDocument/2006/relationships" xmlns:w="http://schemas.openxmlformats.org/wordprocessingml/2006/main" xmlns:w14="http://schemas.microsoft.com/office/word/2010/wordml" xmlns:w15="http://schemas.microsoft.com/office/word/2012/wordml" xmlns:w16cex="http://schemas.microsoft.com/office/word/2018/wordml/cex" xmlns:w16cid="http://schemas.microsoft.com/office/word/2016/wordml/cid" xmlns:w16="http://schemas.microsoft.com/office/word/2018/wordml" xmlns:w16du="http://schemas.microsoft.com/office/word/2023/wordml/word16du" xmlns:w16sdtdh="http://schemas.microsoft.com/office/word/2020/wordml/sdtdatahash" xmlns:w16sdtfl="http://schemas.microsoft.com/office/word/2024/wordml/sdtformatlock" xmlns:w16se="http://schemas.microsoft.com/office/word/2015/wordml/symex" mc:Ignorable="w14 w15 w16se w16cid w16 w16cex w16sdtdh w16sdtfl w16du">
   <w:docDefaults>
     <w:rPrDefault>
       <w:rPr>
@@ -3169,7 +4212,6 @@
   <w:style w:type="character" w:default="1" w:styleId="Fuentedeprrafopredeter">
     <w:name w:val="Default Paragraph Font"/>
     <w:uiPriority w:val="1"/>
-    <w:semiHidden/>
     <w:unhideWhenUsed/>
   </w:style>
   <w:style w:type="table" w:default="1" w:styleId="Tablanormal">
